--- a/assets/press/agentic-finance-report-press-release.docx
+++ b/assets/press/agentic-finance-report-press-release.docx
@@ -298,7 +298,7 @@
         <w:t xml:space="preserve">Agentic Finance Report</w:t>
       </w:r>
       <w:r>
-        <w:t xml:space="preserve"> (edition 1.0, 59 pages) is available from agenticfinancereport.com, with a machine-readable edition alongside the PDF. It carries a foreword by Tim Grant and guest contributions from Blindsight on securing agents at runtime and from CV VC, the report’s co-publishing partner, on early-stage investing in the AI-native transition.</w:t>
+        <w:t xml:space="preserve"> (edition 1.0, 59 pages) is available from www.agenticfinancereport.com, with a machine-readable edition alongside the PDF. It carries a foreword by Tim Grant and guest contributions from Blindsight on securing agents at runtime and from CV VC, the report’s co-publishing partner, on early-stage investing in the AI-native transition.</w:t>
       </w:r>
     </w:p>
     <w:p>

--- a/assets/press/agentic-finance-report-press-release.docx
+++ b/assets/press/agentic-finance-report-press-release.docx
@@ -14,7 +14,7 @@
           <w:sz w:val="20"/>
           <w:szCs w:val="20"/>
         </w:rPr>
-        <w:t xml:space="preserve">EMBARGOED UNTIL [09:00 CEST], 29 SEPTEMBER 2026</w:t>
+        <w:t xml:space="preserve">EMBARGOED UNTIL 09:00 CEST, 29 SEPTEMBER 2026</w:t>
       </w:r>
     </w:p>
     <w:p>

--- a/assets/press/agentic-finance-report-press-release.docx
+++ b/assets/press/agentic-finance-report-press-release.docx
@@ -241,6 +241,38 @@
           <w:szCs w:val="20"/>
         </w:rPr>
         <w:t xml:space="preserve">Tim Grant, Executive Chairman, TensorX, from his foreword to the report</w:t>
+      </w:r>
+    </w:p>
+    <w:p>
+      <w:pPr>
+        <w:pBdr>
+          <w:left w:val="single" w:color="386AFF" w:sz="12" w:space="12"/>
+        </w:pBdr>
+        <w:spacing w:after="80" w:before="160"/>
+        <w:ind w:left="567"/>
+      </w:pPr>
+      <w:r>
+        <w:rPr>
+          <w:i/>
+          <w:iCs/>
+          <w:sz w:val="24"/>
+          <w:szCs w:val="24"/>
+        </w:rPr>
+        <w:t xml:space="preserve">‘An AI agent can decide to move capital at three in the morning. It cannot hold a licence, face a regulator, or absorb a loss. That gap between capability and accountability is where a regulated bank earns its place in this stack — not as an obstacle to speed, but as the reason speed becomes permissible.’</w:t>
+      </w:r>
+    </w:p>
+    <w:p>
+      <w:pPr>
+        <w:spacing w:after="220"/>
+        <w:ind w:left="567"/>
+      </w:pPr>
+      <w:r>
+        <w:rPr>
+          <w:color w:val="444444"/>
+          <w:sz w:val="20"/>
+          <w:szCs w:val="20"/>
+        </w:rPr>
+        <w:t xml:space="preserve">Markos Theologitis, Chief Technology Officer, AMINA Bank</w:t>
       </w:r>
     </w:p>
     <w:p>
